--- a/.source-artifacts/report-content-v3/by-section/19 - Love Language.docx
+++ b/.source-artifacts/report-content-v3/by-section/19 - Love Language.docx
@@ -38,7 +38,7 @@
           <w:rFonts w:ascii="Manrope" w:cs="Manrope" w:eastAsia="Manrope" w:hAnsi="Manrope"/>
           <w:rtl w:val="0"/>
         </w:rPr>
-        <w:t xml:space="preserve">, love language is fundamentally embodied, attuned, and emotionally present. Love is not primarily proven through words, novelty, or performance, but through felt presence. Their system asks, often implicitly: Are you here with me, really here?</w:t>
+        <w:t xml:space="preserve">, love language is fundamentally embodied, attuned, and emotionally present. Love is not primarily proven through words, novelty, or performance, but through felt presence. Their system asks, often implicitly: “Are you here with me, really here?”</w:t>
       </w:r>
     </w:p>
     <w:p>
@@ -227,7 +227,7 @@
           <w:rFonts w:ascii="Manrope" w:cs="Manrope" w:eastAsia="Manrope" w:hAnsi="Manrope"/>
           <w:rtl w:val="0"/>
         </w:rPr>
-        <w:t xml:space="preserve">, love language is fundamentally playful, energizing, and possibility-oriented. Love is not primarily proven through stability, routine, or quiet devotion, but through aliveness. Their system asks, often implicitly: Do we still have spark, do you want to play with me?</w:t>
+        <w:t xml:space="preserve">, love language is fundamentally playful, energizing, and possibility-oriented. Love is not primarily proven through stability, routine, or quiet devotion, but through aliveness. Their system asks, often implicitly: “Do we still have spark, do you want to play with me?”</w:t>
       </w:r>
     </w:p>
     <w:p>
@@ -416,7 +416,7 @@
           <w:rFonts w:ascii="Manrope" w:cs="Manrope" w:eastAsia="Manrope" w:hAnsi="Manrope"/>
           <w:rtl w:val="0"/>
         </w:rPr>
-        <w:t xml:space="preserve">, love language is fundamentally caring, supportive, and emotionally protective. Love is not primarily proven through novelty, performance, or intensity, but through steady acts of devotion. Their system asks, often implicitly: Can I trust you to care for me the way I care for you?</w:t>
+        <w:t xml:space="preserve">, love language is fundamentally caring, supportive, and emotionally protective. Love is not primarily proven through novelty, performance, or intensity, but through steady acts of devotion. Their system asks, often implicitly: “Can I trust you to care for me the way I care for you?”</w:t>
       </w:r>
     </w:p>
     <w:p>
@@ -613,7 +613,7 @@
           <w:rFonts w:ascii="Manrope" w:cs="Manrope" w:eastAsia="Manrope" w:hAnsi="Manrope"/>
           <w:rtl w:val="0"/>
         </w:rPr>
-        <w:t xml:space="preserve">, love language is fundamentally expressive, affirming, and visibility-based. Love is not primarily proven through quiet steadiness or private devotion, but through being openly wanted. Their system asks, often implicitly: Do you desire me, do you see me?</w:t>
+        <w:t xml:space="preserve">, love language is fundamentally expressive, affirming, and visibility-based. Love is not primarily proven through quiet steadiness or private devotion, but through being openly wanted. Their system asks, often implicitly: “Do you desire me, do you see me?”</w:t>
       </w:r>
     </w:p>
     <w:p>
@@ -900,7 +900,7 @@
           <w:rFonts w:ascii="Manrope" w:cs="Manrope" w:eastAsia="Manrope" w:hAnsi="Manrope"/>
           <w:rtl w:val="0"/>
         </w:rPr>
-        <w:t xml:space="preserve">, love language is fundamentally permission-based, intensity-honoring, and truth-driven. Love is not primarily proven through gentleness, routine, or polite affection, but through acceptance of their full range. Their system asks, often implicitly: Can I be fully real with you, without being judged?</w:t>
+        <w:t xml:space="preserve">, love language is fundamentally permission-based, intensity-honoring, and truth-driven. Love is not primarily proven through gentleness, routine, or polite affection, but through acceptance of their full range. Their system asks, often implicitly: “Can I be fully real with you, without being judged?”</w:t>
       </w:r>
     </w:p>
     <w:p>
@@ -1089,7 +1089,7 @@
           <w:rFonts w:ascii="Manrope" w:cs="Manrope" w:eastAsia="Manrope" w:hAnsi="Manrope"/>
           <w:rtl w:val="0"/>
         </w:rPr>
-        <w:t xml:space="preserve">, love language is fundamentally encouraging, collaborative, and safety-to-try oriented. Love is not primarily proven through dominance, certainty, or effortless performance, but through patience and support. Their system asks, often implicitly: Can I explore with you without being judged?</w:t>
+        <w:t xml:space="preserve">, love language is fundamentally encouraging, collaborative, and safety-to-try oriented. Love is not primarily proven through dominance, certainty, or effortless performance, but through patience and support. Their system asks, often implicitly: “Can I explore with you without being judged?”</w:t>
       </w:r>
     </w:p>
     <w:p>
@@ -1278,7 +1278,7 @@
           <w:rFonts w:ascii="Manrope" w:cs="Manrope" w:eastAsia="Manrope" w:hAnsi="Manrope"/>
           <w:rtl w:val="0"/>
         </w:rPr>
-        <w:t xml:space="preserve">, love language is fundamentally devotional, meaning-centered, and presence-based. Love is not primarily proven through novelty, performance, or surface-level affection, but through sincerity. Their system asks, often implicitly: Are we truly present with each other, does this mean something?</w:t>
+        <w:t xml:space="preserve">, love language is fundamentally devotional, meaning-centered, and presence-based. Love is not primarily proven through novelty, performance, or surface-level affection, but through sincerity. Their system asks, often implicitly: “Are we truly present with each other, does this mean something?”</w:t>
       </w:r>
     </w:p>
     <w:p>
@@ -1467,7 +1467,7 @@
           <w:rFonts w:ascii="Manrope" w:cs="Manrope" w:eastAsia="Manrope" w:hAnsi="Manrope"/>
           <w:rtl w:val="0"/>
         </w:rPr>
-        <w:t xml:space="preserve">, love language is fundamentally simple, steady, and low-pressure. Love is not primarily proven through grand gestures, intense processing, or sexual fireworks, but through ease. Their system asks, often implicitly: Can we be close without it becoming complicated?</w:t>
+        <w:t xml:space="preserve">, love language is fundamentally simple, steady, and low-pressure. Love is not primarily proven through grand gestures, intense processing, or sexual fireworks, but through ease. Their system asks, often implicitly: “Can we be close without it becoming complicated?”</w:t>
       </w:r>
     </w:p>
     <w:p>
@@ -1656,7 +1656,7 @@
           <w:rFonts w:ascii="Manrope" w:cs="Manrope" w:eastAsia="Manrope" w:hAnsi="Manrope"/>
           <w:rtl w:val="0"/>
         </w:rPr>
-        <w:t xml:space="preserve">, love language is fundamentally subtle, privacy-respecting, and atmosphere-based. Love is not primarily proven through constant directness or high visibility, but through safe space. Their system asks, often implicitly: Will you let me unfold at my pace, without forcing me into the spotlight?</w:t>
+        <w:t xml:space="preserve">, love language is fundamentally subtle, privacy-respecting, and atmosphere-based. Love is not primarily proven through constant directness or high visibility, but through safe space. Their system asks, often implicitly: “Will you let me unfold at my pace, without forcing me into the spotlight?”</w:t>
       </w:r>
     </w:p>
     <w:p>
@@ -1853,7 +1853,7 @@
           <w:rFonts w:ascii="Manrope" w:cs="Manrope" w:eastAsia="Manrope" w:hAnsi="Manrope"/>
           <w:rtl w:val="0"/>
         </w:rPr>
-        <w:t xml:space="preserve">, love language is fundamentally respect-based, structured, and trust-through-clarity oriented. Love is not primarily proven through vague romance or emotional guessing, but through reliability and honor. Their system asks, often implicitly: Can I trust you to be clear, consistent, and respectful of the frame?</w:t>
+        <w:t xml:space="preserve">, love language is fundamentally respect-based, structured, and trust-through-clarity oriented. Love is not primarily proven through vague romance or emotional guessing, but through reliability and honor. Their system asks, often implicitly: “Can I trust you to be clear, consistent, and respectful of the frame?”</w:t>
       </w:r>
     </w:p>
     <w:p>
@@ -2140,7 +2140,7 @@
           <w:rFonts w:ascii="Manrope" w:cs="Manrope" w:eastAsia="Manrope" w:hAnsi="Manrope"/>
           <w:rtl w:val="0"/>
         </w:rPr>
-        <w:t xml:space="preserve">, love language is fundamentally consistent, devotion-based, and continuity-oriented. Love is not primarily proven through surprise, constant novelty, or big declarations, but through staying. Their system asks, often implicitly: Are you steady with me, can I count on you?</w:t>
+        <w:t xml:space="preserve">, love language is fundamentally consistent, devotion-based, and continuity-oriented. Love is not primarily proven through surprise, constant novelty, or big declarations, but through staying. Their system asks, often implicitly: “Are you steady with me, can I count on you?”</w:t>
       </w:r>
     </w:p>
     <w:p>
@@ -2337,7 +2337,7 @@
           <w:rFonts w:ascii="Manrope" w:cs="Manrope" w:eastAsia="Manrope" w:hAnsi="Manrope"/>
           <w:rtl w:val="0"/>
         </w:rPr>
-        <w:t xml:space="preserve">, love language is fundamentally affirming, reassuring, and belonging-oriented. Love is not primarily proven through distance, teasing, or stoic steadiness, but through being positively chosen. Their system asks, often implicitly: Do you still want me, am I safe with you?</w:t>
+        <w:t xml:space="preserve">, love language is fundamentally affirming, reassuring, and belonging-oriented. Love is not primarily proven through distance, teasing, or stoic steadiness, but through being positively chosen. Their system asks, often implicitly: “Do you still want me, am I safe with you?”</w:t>
       </w:r>
     </w:p>
     <w:p>
@@ -2624,7 +2624,7 @@
           <w:rFonts w:ascii="Manrope" w:cs="Manrope" w:eastAsia="Manrope" w:hAnsi="Manrope"/>
           <w:rtl w:val="0"/>
         </w:rPr>
-        <w:t xml:space="preserve">, love language is fundamentally clarity-based, competence-affirming, and communication-centered. Love is not primarily proven through vague romance or emotional guessing, but through understanding. Their system asks, often implicitly: Can we be clear with each other, can we make this make sense?</w:t>
+        <w:t xml:space="preserve">, love language is fundamentally clarity-based, competence-affirming, and communication-centered. Love is not primarily proven through vague romance or emotional guessing, but through understanding. Their system asks, often implicitly: “Can we be clear with each other, can we make this make sense?”</w:t>
       </w:r>
     </w:p>
     <w:p>
@@ -2813,7 +2813,7 @@
           <w:rFonts w:ascii="Manrope" w:cs="Manrope" w:eastAsia="Manrope" w:hAnsi="Manrope"/>
           <w:rtl w:val="0"/>
         </w:rPr>
-        <w:t xml:space="preserve">, love language is fundamentally non-invasive, safety-based, and pressure-reducing. Love is not primarily proven through intensity, constant pursuit, or high emotional demand, but through gentleness. Their system asks, often implicitly: Will you let me be close without overwhelming me?</w:t>
+        <w:t xml:space="preserve">, love language is fundamentally non-invasive, safety-based, and pressure-reducing. Love is not primarily proven through intensity, constant pursuit, or high emotional demand, but through gentleness. Their system asks, often implicitly: “Will you let me be close without overwhelming me?”</w:t>
       </w:r>
     </w:p>
     <w:p>
